--- a/public/downloads/Pliego_Tarjetas_INTEPE_Doble_Cara.docx
+++ b/public/downloads/Pliego_Tarjetas_INTEPE_Doble_Cara.docx
@@ -161,7 +161,7 @@
                 <w:color w:val="1E293B"/>
                 <w:sz w:val="16"/>
               </w:rPr>
-              <w:t>✉️ director@intepe.net</w:t>
+              <w:t>✉️ williampenagos@intepe.net</w:t>
             </w:r>
           </w:p>
           <w:p>
@@ -308,7 +308,7 @@
                 <w:color w:val="1E293B"/>
                 <w:sz w:val="16"/>
               </w:rPr>
-              <w:t>✉️ director@intepe.net</w:t>
+              <w:t>✉️ williampenagos@intepe.net</w:t>
             </w:r>
           </w:p>
           <w:p>
@@ -460,7 +460,7 @@
                 <w:color w:val="1E293B"/>
                 <w:sz w:val="16"/>
               </w:rPr>
-              <w:t>✉️ director@intepe.net</w:t>
+              <w:t>✉️ williampenagos@intepe.net</w:t>
             </w:r>
           </w:p>
           <w:p>
@@ -607,7 +607,7 @@
                 <w:color w:val="1E293B"/>
                 <w:sz w:val="16"/>
               </w:rPr>
-              <w:t>✉️ director@intepe.net</w:t>
+              <w:t>✉️ williampenagos@intepe.net</w:t>
             </w:r>
           </w:p>
           <w:p>
@@ -759,7 +759,7 @@
                 <w:color w:val="1E293B"/>
                 <w:sz w:val="16"/>
               </w:rPr>
-              <w:t>✉️ director@intepe.net</w:t>
+              <w:t>✉️ williampenagos@intepe.net</w:t>
             </w:r>
           </w:p>
           <w:p>
@@ -906,7 +906,7 @@
                 <w:color w:val="1E293B"/>
                 <w:sz w:val="16"/>
               </w:rPr>
-              <w:t>✉️ director@intepe.net</w:t>
+              <w:t>✉️ williampenagos@intepe.net</w:t>
             </w:r>
           </w:p>
           <w:p>
@@ -1058,7 +1058,7 @@
                 <w:color w:val="1E293B"/>
                 <w:sz w:val="16"/>
               </w:rPr>
-              <w:t>✉️ director@intepe.net</w:t>
+              <w:t>✉️ williampenagos@intepe.net</w:t>
             </w:r>
           </w:p>
           <w:p>
@@ -1205,7 +1205,7 @@
                 <w:color w:val="1E293B"/>
                 <w:sz w:val="16"/>
               </w:rPr>
-              <w:t>✉️ director@intepe.net</w:t>
+              <w:t>✉️ williampenagos@intepe.net</w:t>
             </w:r>
           </w:p>
           <w:p>
